--- a/docs/Введения.docx
+++ b/docs/Введения.docx
@@ -1,14 +1,10 @@
 
 <file path=word/document.xml><?xml version="1.0" encoding="utf-8"?>
-<w:document xmlns:wpc="http://schemas.microsoft.com/office/word/2010/wordprocessingCanvas" xmlns:cx="http://schemas.microsoft.com/office/drawing/2014/chartex" xmlns:cx1="http://schemas.microsoft.com/office/drawing/2015/9/8/chartex" xmlns:cx2="http://schemas.microsoft.com/office/drawing/2015/10/21/chartex" xmlns:cx3="http://schemas.microsoft.com/office/drawing/2016/5/9/chartex" xmlns:cx4="http://schemas.microsoft.com/office/drawing/2016/5/10/chartex" xmlns:cx5="http://schemas.microsoft.com/office/drawing/2016/5/11/chartex" xmlns:cx6="http://schemas.microsoft.com/office/drawing/2016/5/12/chartex" xmlns:cx7="http://schemas.microsoft.com/office/drawing/2016/5/13/chartex" xmlns:cx8="http://schemas.microsoft.com/office/drawing/2016/5/14/chartex" xmlns:mc="http://schemas.openxmlformats.org/markup-compatibility/2006" xmlns:aink="http://schemas.microsoft.com/office/drawing/2016/ink" xmlns:am3d="http://schemas.microsoft.com/office/drawing/2017/model3d" xmlns:o="urn:schemas-microsoft-com:office:office" xmlns:r="http://schemas.openxmlformats.org/officeDocument/2006/relationships" xmlns:m="http://schemas.openxmlformats.org/officeDocument/2006/math" xmlns:v="urn:schemas-microsoft-com:vml" xmlns:wp14="http://schemas.microsoft.com/office/word/2010/wordprocessingDrawing" xmlns:wp="http://schemas.openxmlformats.org/drawingml/2006/wordprocessingDrawing" xmlns:w10="urn:schemas-microsoft-com:office:word" xmlns:w="http://schemas.openxmlformats.org/wordprocessingml/2006/main" xmlns:w14="http://schemas.microsoft.com/office/word/2010/wordml" xmlns:w15="http://schemas.microsoft.com/office/word/2012/wordml" xmlns:w16cex="http://schemas.microsoft.com/office/word/2018/wordml/cex" xmlns:w16cid="http://schemas.microsoft.com/office/word/2016/wordml/cid" xmlns:w16="http://schemas.microsoft.com/office/word/2018/wordml" xmlns:w16sdtdh="http://schemas.microsoft.com/office/word/2020/wordml/sdtdatahash" xmlns:w16se="http://schemas.microsoft.com/office/word/2015/wordml/symex" xmlns:wpg="http://schemas.microsoft.com/office/word/2010/wordprocessingGroup" xmlns:wpi="http://schemas.microsoft.com/office/word/2010/wordprocessingInk" xmlns:wne="http://schemas.microsoft.com/office/word/2006/wordml" xmlns:wps="http://schemas.microsoft.com/office/word/2010/wordprocessingShape" mc:Ignorable="w14 w15 w16se w16cid w16 w16cex w16sdtdh wp14">
+<w:document xmlns:wpc="http://schemas.microsoft.com/office/word/2010/wordprocessingCanvas" xmlns:cx="http://schemas.microsoft.com/office/drawing/2014/chartex" xmlns:cx1="http://schemas.microsoft.com/office/drawing/2015/9/8/chartex" xmlns:cx2="http://schemas.microsoft.com/office/drawing/2015/10/21/chartex" xmlns:cx3="http://schemas.microsoft.com/office/drawing/2016/5/9/chartex" xmlns:cx4="http://schemas.microsoft.com/office/drawing/2016/5/10/chartex" xmlns:cx5="http://schemas.microsoft.com/office/drawing/2016/5/11/chartex" xmlns:cx6="http://schemas.microsoft.com/office/drawing/2016/5/12/chartex" xmlns:cx7="http://schemas.microsoft.com/office/drawing/2016/5/13/chartex" xmlns:cx8="http://schemas.microsoft.com/office/drawing/2016/5/14/chartex" xmlns:mc="http://schemas.openxmlformats.org/markup-compatibility/2006" xmlns:aink="http://schemas.microsoft.com/office/drawing/2016/ink" xmlns:am3d="http://schemas.microsoft.com/office/drawing/2017/model3d" xmlns:o="urn:schemas-microsoft-com:office:office" xmlns:oel="http://schemas.microsoft.com/office/2019/extlst" xmlns:r="http://schemas.openxmlformats.org/officeDocument/2006/relationships" xmlns:m="http://schemas.openxmlformats.org/officeDocument/2006/math" xmlns:v="urn:schemas-microsoft-com:vml" xmlns:wp14="http://schemas.microsoft.com/office/word/2010/wordprocessingDrawing" xmlns:wp="http://schemas.openxmlformats.org/drawingml/2006/wordprocessingDrawing" xmlns:w10="urn:schemas-microsoft-com:office:word" xmlns:w="http://schemas.openxmlformats.org/wordprocessingml/2006/main" xmlns:w14="http://schemas.microsoft.com/office/word/2010/wordml" xmlns:w15="http://schemas.microsoft.com/office/word/2012/wordml" xmlns:w16cex="http://schemas.microsoft.com/office/word/2018/wordml/cex" xmlns:w16cid="http://schemas.microsoft.com/office/word/2016/wordml/cid" xmlns:w16="http://schemas.microsoft.com/office/word/2018/wordml" xmlns:w16sdtdh="http://schemas.microsoft.com/office/word/2020/wordml/sdtdatahash" xmlns:w16se="http://schemas.microsoft.com/office/word/2015/wordml/symex" xmlns:wpg="http://schemas.microsoft.com/office/word/2010/wordprocessingGroup" xmlns:wpi="http://schemas.microsoft.com/office/word/2010/wordprocessingInk" xmlns:wne="http://schemas.microsoft.com/office/word/2006/wordml" xmlns:wps="http://schemas.microsoft.com/office/word/2010/wordprocessingShape" mc:Ignorable="w14 w15 w16se w16cid w16 w16cex w16sdtdh wp14">
   <w:body>
     <w:p>
       <w:pPr>
         <w:pStyle w:val="1"/>
-        <w:keepNext w:val="0"/>
-        <w:spacing w:before="360" w:after="360" w:line="360" w:lineRule="auto"/>
-        <w:ind w:firstLine="0"/>
-        <w:jc w:val="center"/>
       </w:pPr>
       <w:bookmarkStart w:id="0" w:name="_heading=h.gbrzixj4of7n" w:colFirst="0" w:colLast="0"/>
       <w:bookmarkEnd w:id="0"/>
@@ -18,7 +14,10 @@
     </w:p>
     <w:p>
       <w:pPr>
-        <w:ind w:left="-142" w:firstLine="993"/>
+        <w:spacing w:line="360" w:lineRule="auto"/>
+        <w:ind w:left="-142" w:firstLine="709"/>
+        <w:contextualSpacing/>
+        <w:jc w:val="both"/>
         <w:rPr>
           <w:color w:val="000000"/>
           <w:sz w:val="28"/>
@@ -38,7 +37,10 @@
     </w:p>
     <w:p>
       <w:pPr>
-        <w:ind w:left="-142" w:firstLine="993"/>
+        <w:spacing w:line="360" w:lineRule="auto"/>
+        <w:ind w:left="-142" w:firstLine="709"/>
+        <w:contextualSpacing/>
+        <w:jc w:val="both"/>
         <w:rPr>
           <w:color w:val="000000"/>
           <w:sz w:val="28"/>
@@ -58,7 +60,10 @@
     </w:p>
     <w:p>
       <w:pPr>
-        <w:ind w:left="-142" w:firstLine="993"/>
+        <w:spacing w:line="360" w:lineRule="auto"/>
+        <w:ind w:left="-142" w:firstLine="709"/>
+        <w:contextualSpacing/>
+        <w:jc w:val="both"/>
         <w:rPr>
           <w:color w:val="000000"/>
           <w:sz w:val="28"/>
@@ -78,7 +83,10 @@
     </w:p>
     <w:p>
       <w:pPr>
-        <w:ind w:left="-142" w:firstLine="993"/>
+        <w:spacing w:line="360" w:lineRule="auto"/>
+        <w:ind w:left="-142" w:firstLine="709"/>
+        <w:contextualSpacing/>
+        <w:jc w:val="both"/>
         <w:rPr>
           <w:color w:val="000000"/>
           <w:sz w:val="28"/>
@@ -107,6 +115,10 @@
     </w:p>
     <w:p>
       <w:pPr>
+        <w:spacing w:line="360" w:lineRule="auto"/>
+        <w:ind w:firstLine="709"/>
+        <w:contextualSpacing/>
+        <w:jc w:val="both"/>
         <w:rPr>
           <w:sz w:val="28"/>
           <w:szCs w:val="28"/>
@@ -525,9 +537,10 @@
     <w:next w:val="a"/>
     <w:uiPriority w:val="9"/>
     <w:qFormat/>
+    <w:rsid w:val="001A2FF4"/>
     <w:pPr>
       <w:keepNext/>
-      <w:spacing w:before="240" w:after="240"/>
+      <w:spacing w:before="360" w:after="360" w:line="360" w:lineRule="auto"/>
       <w:ind w:firstLine="851"/>
       <w:jc w:val="both"/>
       <w:outlineLvl w:val="0"/>
@@ -646,6 +659,7 @@
   <w:style w:type="character" w:default="1" w:styleId="a0">
     <w:name w:val="Default Paragraph Font"/>
     <w:uiPriority w:val="1"/>
+    <w:semiHidden/>
     <w:unhideWhenUsed/>
   </w:style>
   <w:style w:type="table" w:default="1" w:styleId="a1">
